--- a/docs/BaoCao-WebNoiThat.docx
+++ b/docs/BaoCao-WebNoiThat.docx
@@ -8,6 +8,31 @@
       </w:pPr>
       <w:r>
         <w:t>BÁO CÁO ĐỒ ÁN — Website Bán Đồ Nội Thất Trực Tuyến</w:t>
+      </w:r>
+    </w:p>
+    <w:p>
+      <w:r>
+        <w:t>Nhóm thực hiện (3 thành viên):</w:t>
+      </w:r>
+    </w:p>
+    <w:p>
+      <w:r>
+        <w:t>• Trần Đức Lương – 1502368 (Nhóm trưởng · Backend)</w:t>
+      </w:r>
+    </w:p>
+    <w:p>
+      <w:r>
+        <w:t>• Nguyễn Như Kiên – 0015768 (Backend)</w:t>
+      </w:r>
+    </w:p>
+    <w:p>
+      <w:r>
+        <w:t>• Phan Thế Kiệt – 0015968 (Frontend)</w:t>
+      </w:r>
+    </w:p>
+    <w:p>
+      <w:r>
+        <w:t>Giảng viên hướng dẫn: Phạm Hữu Tùng</w:t>
       </w:r>
     </w:p>
     <w:p>
